--- a/docs/fornow/附件10：实习信息反馈表.docx
+++ b/docs/fornow/附件10：实习信息反馈表.docx
@@ -72,6 +72,12 @@
             <w:insideH w:val="single" w:color="auto" w:sz="4" w:space="0"/>
             <w:insideV w:val="single" w:color="auto" w:sz="4" w:space="0"/>
           </w:tblBorders>
+          <w:tblCellMar>
+            <w:top w:w="0" w:type="dxa"/>
+            <w:left w:w="108" w:type="dxa"/>
+            <w:bottom w:w="0" w:type="dxa"/>
+            <w:right w:w="108" w:type="dxa"/>
+          </w:tblCellMar>
         </w:tblPrEx>
         <w:trPr>
           <w:cantSplit/>
@@ -650,6 +656,13 @@
                 <w:szCs w:val="22"/>
               </w:rPr>
             </w:pPr>
+            <w:r>
+              <w:rPr>
+                <w:rFonts w:hint="eastAsia" w:ascii="Times New Roman" w:hAnsi="Times New Roman" w:eastAsia="仿宋_GB2312" w:cs="宋体-18030"/>
+                <w:szCs w:val="22"/>
+              </w:rPr>
+              <w:t>异步操作系统开发</w:t>
+            </w:r>
           </w:p>
         </w:tc>
       </w:tr>
@@ -770,13 +783,21 @@
           <w:p>
             <w:pPr>
               <w:spacing w:line="240" w:lineRule="exact"/>
-              <w:ind w:left="417"/>
-              <w:jc w:val="center"/>
-              <w:rPr>
-                <w:rFonts w:ascii="Times New Roman" w:hAnsi="Times New Roman" w:eastAsia="仿宋_GB2312" w:cs="宋体-18030"/>
-                <w:szCs w:val="22"/>
-              </w:rPr>
-            </w:pPr>
+              <w:jc w:val="center"/>
+              <w:rPr>
+                <w:rFonts w:hint="default" w:ascii="Times New Roman" w:hAnsi="Times New Roman" w:eastAsia="仿宋_GB2312" w:cs="宋体-18030"/>
+                <w:szCs w:val="22"/>
+                <w:lang w:val="en-US" w:eastAsia="zh-CN"/>
+              </w:rPr>
+            </w:pPr>
+            <w:r>
+              <w:rPr>
+                <w:rFonts w:hint="eastAsia" w:ascii="Times New Roman" w:hAnsi="Times New Roman" w:eastAsia="仿宋_GB2312" w:cs="宋体-18030"/>
+                <w:szCs w:val="22"/>
+                <w:lang w:val="en-US" w:eastAsia="zh-CN"/>
+              </w:rPr>
+              <w:t>刘卫</w:t>
+            </w:r>
           </w:p>
         </w:tc>
         <w:tc>
@@ -821,10 +842,19 @@
               <w:spacing w:line="240" w:lineRule="exact"/>
               <w:jc w:val="center"/>
               <w:rPr>
-                <w:rFonts w:ascii="Times New Roman" w:hAnsi="Times New Roman" w:eastAsia="仿宋_GB2312" w:cs="宋体-18030"/>
-                <w:szCs w:val="22"/>
-              </w:rPr>
-            </w:pPr>
+                <w:rFonts w:hint="default" w:ascii="Times New Roman" w:hAnsi="Times New Roman" w:eastAsia="仿宋_GB2312" w:cs="宋体-18030"/>
+                <w:szCs w:val="22"/>
+                <w:lang w:val="en-US" w:eastAsia="zh-CN"/>
+              </w:rPr>
+            </w:pPr>
+            <w:r>
+              <w:rPr>
+                <w:rFonts w:hint="eastAsia" w:ascii="Times New Roman" w:hAnsi="Times New Roman" w:eastAsia="仿宋_GB2312" w:cs="宋体-18030"/>
+                <w:szCs w:val="22"/>
+                <w:lang w:val="en-US" w:eastAsia="zh-CN"/>
+              </w:rPr>
+              <w:t>230809010535</w:t>
+            </w:r>
           </w:p>
         </w:tc>
         <w:tc>
@@ -868,10 +898,19 @@
               <w:spacing w:line="240" w:lineRule="exact"/>
               <w:jc w:val="center"/>
               <w:rPr>
-                <w:rFonts w:ascii="Times New Roman" w:hAnsi="Times New Roman" w:eastAsia="仿宋_GB2312" w:cs="宋体-18030"/>
-                <w:szCs w:val="22"/>
-              </w:rPr>
-            </w:pPr>
+                <w:rFonts w:hint="eastAsia" w:ascii="Times New Roman" w:hAnsi="Times New Roman" w:eastAsia="仿宋_GB2312" w:cs="宋体-18030"/>
+                <w:szCs w:val="22"/>
+                <w:lang w:val="en-US" w:eastAsia="zh-CN"/>
+              </w:rPr>
+            </w:pPr>
+            <w:r>
+              <w:rPr>
+                <w:rFonts w:hint="eastAsia" w:ascii="Times New Roman" w:hAnsi="Times New Roman" w:eastAsia="仿宋_GB2312" w:cs="宋体-18030"/>
+                <w:szCs w:val="22"/>
+                <w:lang w:val="en-US" w:eastAsia="zh-CN"/>
+              </w:rPr>
+              <w:t>5</w:t>
+            </w:r>
           </w:p>
         </w:tc>
         <w:tc>
@@ -916,10 +955,19 @@
               <w:spacing w:line="240" w:lineRule="exact"/>
               <w:jc w:val="center"/>
               <w:rPr>
-                <w:rFonts w:ascii="Times New Roman" w:hAnsi="Times New Roman" w:eastAsia="仿宋_GB2312" w:cs="宋体-18030"/>
-                <w:szCs w:val="22"/>
-              </w:rPr>
-            </w:pPr>
+                <w:rFonts w:hint="default" w:ascii="Times New Roman" w:hAnsi="Times New Roman" w:eastAsia="仿宋_GB2312" w:cs="宋体-18030"/>
+                <w:szCs w:val="22"/>
+                <w:lang w:val="en-US" w:eastAsia="zh-CN"/>
+              </w:rPr>
+            </w:pPr>
+            <w:r>
+              <w:rPr>
+                <w:rFonts w:hint="eastAsia" w:ascii="Times New Roman" w:hAnsi="Times New Roman" w:eastAsia="仿宋_GB2312" w:cs="宋体-18030"/>
+                <w:szCs w:val="22"/>
+                <w:lang w:val="en-US" w:eastAsia="zh-CN"/>
+              </w:rPr>
+              <w:t>19044399142</w:t>
+            </w:r>
           </w:p>
         </w:tc>
       </w:tr>
@@ -1013,8 +1061,93 @@
               <w:rPr>
                 <w:rFonts w:hint="eastAsia" w:ascii="Times New Roman" w:hAnsi="Times New Roman" w:eastAsia="仿宋_GB2312" w:cs="宋体-18030"/>
                 <w:szCs w:val="22"/>
-              </w:rPr>
-              <w:t>年    月    日  至       年     月      日</w:t>
+                <w:lang w:val="en-US" w:eastAsia="zh-CN"/>
+              </w:rPr>
+              <w:t>2026</w:t>
+            </w:r>
+            <w:r>
+              <w:rPr>
+                <w:rFonts w:hint="eastAsia" w:ascii="Times New Roman" w:hAnsi="Times New Roman" w:eastAsia="仿宋_GB2312" w:cs="宋体-18030"/>
+                <w:szCs w:val="22"/>
+              </w:rPr>
+              <w:t xml:space="preserve">年   </w:t>
+            </w:r>
+            <w:r>
+              <w:rPr>
+                <w:rFonts w:hint="eastAsia" w:ascii="Times New Roman" w:hAnsi="Times New Roman" w:eastAsia="仿宋_GB2312" w:cs="宋体-18030"/>
+                <w:szCs w:val="22"/>
+                <w:lang w:val="en-US" w:eastAsia="zh-CN"/>
+              </w:rPr>
+              <w:t>9</w:t>
+            </w:r>
+            <w:r>
+              <w:rPr>
+                <w:rFonts w:hint="eastAsia" w:ascii="Times New Roman" w:hAnsi="Times New Roman" w:eastAsia="仿宋_GB2312" w:cs="宋体-18030"/>
+                <w:szCs w:val="22"/>
+              </w:rPr>
+              <w:t xml:space="preserve">月   </w:t>
+            </w:r>
+            <w:r>
+              <w:rPr>
+                <w:rFonts w:hint="eastAsia" w:ascii="Times New Roman" w:hAnsi="Times New Roman" w:eastAsia="仿宋_GB2312" w:cs="宋体-18030"/>
+                <w:szCs w:val="22"/>
+                <w:lang w:val="en-US" w:eastAsia="zh-CN"/>
+              </w:rPr>
+              <w:t>1</w:t>
+            </w:r>
+            <w:r>
+              <w:rPr>
+                <w:rFonts w:hint="eastAsia" w:ascii="Times New Roman" w:hAnsi="Times New Roman" w:eastAsia="仿宋_GB2312" w:cs="宋体-18030"/>
+                <w:szCs w:val="22"/>
+              </w:rPr>
+              <w:t xml:space="preserve">日  至    </w:t>
+            </w:r>
+            <w:r>
+              <w:rPr>
+                <w:rFonts w:hint="eastAsia" w:ascii="Times New Roman" w:hAnsi="Times New Roman" w:eastAsia="仿宋_GB2312" w:cs="宋体-18030"/>
+                <w:szCs w:val="22"/>
+                <w:lang w:val="en-US" w:eastAsia="zh-CN"/>
+              </w:rPr>
+              <w:t>2026</w:t>
+            </w:r>
+            <w:r>
+              <w:rPr>
+                <w:rFonts w:hint="eastAsia" w:ascii="Times New Roman" w:hAnsi="Times New Roman" w:eastAsia="仿宋_GB2312" w:cs="宋体-18030"/>
+                <w:szCs w:val="22"/>
+              </w:rPr>
+              <w:t xml:space="preserve">年   </w:t>
+            </w:r>
+            <w:bookmarkStart w:id="0" w:name="_GoBack"/>
+            <w:bookmarkEnd w:id="0"/>
+            <w:r>
+              <w:rPr>
+                <w:rFonts w:hint="eastAsia" w:ascii="Times New Roman" w:hAnsi="Times New Roman" w:eastAsia="仿宋_GB2312" w:cs="宋体-18030"/>
+                <w:szCs w:val="22"/>
+                <w:lang w:val="en-US" w:eastAsia="zh-CN"/>
+              </w:rPr>
+              <w:t>12</w:t>
+            </w:r>
+            <w:r>
+              <w:rPr>
+                <w:rFonts w:hint="eastAsia" w:ascii="Times New Roman" w:hAnsi="Times New Roman" w:eastAsia="仿宋_GB2312" w:cs="宋体-18030"/>
+                <w:szCs w:val="22"/>
+              </w:rPr>
+              <w:t xml:space="preserve">月   </w:t>
+            </w:r>
+            <w:r>
+              <w:rPr>
+                <w:rFonts w:hint="eastAsia" w:ascii="Times New Roman" w:hAnsi="Times New Roman" w:eastAsia="仿宋_GB2312" w:cs="宋体-18030"/>
+                <w:szCs w:val="22"/>
+                <w:lang w:val="en-US" w:eastAsia="zh-CN"/>
+              </w:rPr>
+              <w:t>31</w:t>
+            </w:r>
+            <w:r>
+              <w:rPr>
+                <w:rFonts w:hint="eastAsia" w:ascii="Times New Roman" w:hAnsi="Times New Roman" w:eastAsia="仿宋_GB2312" w:cs="宋体-18030"/>
+                <w:szCs w:val="22"/>
+              </w:rPr>
+              <w:t>日</w:t>
             </w:r>
           </w:p>
         </w:tc>
@@ -1105,6 +1238,13 @@
                 <w:szCs w:val="22"/>
               </w:rPr>
             </w:pPr>
+            <w:r>
+              <w:rPr>
+                <w:rFonts w:hint="eastAsia" w:ascii="Times New Roman" w:hAnsi="Times New Roman" w:eastAsia="仿宋_GB2312" w:cs="宋体-18030"/>
+                <w:szCs w:val="22"/>
+              </w:rPr>
+              <w:t>异步操作系统开发</w:t>
+            </w:r>
           </w:p>
         </w:tc>
       </w:tr>
@@ -1168,7 +1308,23 @@
                 <w:szCs w:val="21"/>
                 <w:lang w:val="en-US" w:eastAsia="zh-CN"/>
               </w:rPr>
-              <w:t xml:space="preserve">优  □   良  □   中  □   及格  □   不及格  □   </w:t>
+              <w:t xml:space="preserve">优  </w:t>
+            </w:r>
+            <w:r>
+              <w:rPr>
+                <w:rFonts w:hint="eastAsia" w:eastAsia="仿宋_GB2312"/>
+                <w:szCs w:val="21"/>
+                <w:lang w:val="en-US" w:eastAsia="zh-CN"/>
+              </w:rPr>
+              <w:sym w:font="Wingdings 2" w:char="00A3"/>
+            </w:r>
+            <w:r>
+              <w:rPr>
+                <w:rFonts w:hint="eastAsia" w:eastAsia="仿宋_GB2312"/>
+                <w:szCs w:val="21"/>
+                <w:lang w:val="en-US" w:eastAsia="zh-CN"/>
+              </w:rPr>
+              <w:t xml:space="preserve">   良  □   中  □   及格  □   不及格  □   </w:t>
             </w:r>
           </w:p>
         </w:tc>
@@ -1519,16 +1675,44 @@
                 <w:szCs w:val="22"/>
                 <w:lang w:val="en-US" w:eastAsia="zh-CN"/>
               </w:rPr>
-              <w:t xml:space="preserve">                                       </w:t>
-            </w:r>
-            <w:bookmarkStart w:id="0" w:name="_GoBack"/>
-            <w:bookmarkEnd w:id="0"/>
-            <w:r>
-              <w:rPr>
-                <w:rFonts w:hint="eastAsia" w:ascii="Times New Roman" w:hAnsi="Times New Roman" w:eastAsia="仿宋_GB2312" w:cs="宋体-18030"/>
-                <w:szCs w:val="22"/>
-              </w:rPr>
-              <w:t>年     月     日</w:t>
+              <w:t xml:space="preserve">                                   2026</w:t>
+            </w:r>
+            <w:r>
+              <w:rPr>
+                <w:rFonts w:hint="eastAsia" w:ascii="Times New Roman" w:hAnsi="Times New Roman" w:eastAsia="仿宋_GB2312" w:cs="宋体-18030"/>
+                <w:szCs w:val="22"/>
+              </w:rPr>
+              <w:t xml:space="preserve">年   </w:t>
+            </w:r>
+            <w:r>
+              <w:rPr>
+                <w:rFonts w:hint="eastAsia" w:ascii="Times New Roman" w:hAnsi="Times New Roman" w:eastAsia="仿宋_GB2312" w:cs="宋体-18030"/>
+                <w:szCs w:val="22"/>
+                <w:lang w:val="en-US" w:eastAsia="zh-CN"/>
+              </w:rPr>
+              <w:t>12</w:t>
+            </w:r>
+            <w:r>
+              <w:rPr>
+                <w:rFonts w:hint="eastAsia" w:ascii="Times New Roman" w:hAnsi="Times New Roman" w:eastAsia="仿宋_GB2312" w:cs="宋体-18030"/>
+                <w:szCs w:val="22"/>
+              </w:rPr>
+              <w:t xml:space="preserve">月   </w:t>
+            </w:r>
+            <w:r>
+              <w:rPr>
+                <w:rFonts w:hint="eastAsia" w:ascii="Times New Roman" w:hAnsi="Times New Roman" w:eastAsia="仿宋_GB2312" w:cs="宋体-18030"/>
+                <w:szCs w:val="22"/>
+                <w:lang w:val="en-US" w:eastAsia="zh-CN"/>
+              </w:rPr>
+              <w:t>30</w:t>
+            </w:r>
+            <w:r>
+              <w:rPr>
+                <w:rFonts w:hint="eastAsia" w:ascii="Times New Roman" w:hAnsi="Times New Roman" w:eastAsia="仿宋_GB2312" w:cs="宋体-18030"/>
+                <w:szCs w:val="22"/>
+              </w:rPr>
+              <w:t>日</w:t>
             </w:r>
           </w:p>
           <w:p>
@@ -1611,14 +1795,13 @@
 </file>
 
 <file path=word/styles.xml><?xml version="1.0" encoding="utf-8"?>
-<w:styles xmlns:mc="http://schemas.openxmlformats.org/markup-compatibility/2006" xmlns:o="urn:schemas-microsoft-com:office:office" xmlns:r="http://schemas.openxmlformats.org/officeDocument/2006/relationships" xmlns:m="http://schemas.openxmlformats.org/officeDocument/2006/math" xmlns:v="urn:schemas-microsoft-com:vml" xmlns:w="http://schemas.openxmlformats.org/wordprocessingml/2006/main" xmlns:w14="http://schemas.microsoft.com/office/word/2010/wordml" xmlns:w10="urn:schemas-microsoft-com:office:word" xmlns:sl="http://schemas.openxmlformats.org/schemaLibrary/2006/main" xmlns:wpsCustomData="http://www.wps.cn/officeDocument/2013/wpsCustomData" mc:Ignorable="w14">
+<w:styles xmlns:mc="http://schemas.openxmlformats.org/markup-compatibility/2006" xmlns:o="urn:schemas-microsoft-com:office:office" xmlns:r="http://schemas.openxmlformats.org/officeDocument/2006/relationships" xmlns:m="http://schemas.openxmlformats.org/officeDocument/2006/math" xmlns:v="urn:schemas-microsoft-com:vml" xmlns:w="http://schemas.openxmlformats.org/wordprocessingml/2006/main" xmlns:w14="http://schemas.microsoft.com/office/word/2010/wordml" xmlns:w10="urn:schemas-microsoft-com:office:word" xmlns:sl="http://schemas.openxmlformats.org/schemaLibrary/2006/main" mc:Ignorable="w14">
   <w:docDefaults>
     <w:rPrDefault>
       <w:rPr>
-        <w:rFonts w:asciiTheme="minorHAnsi" w:hAnsiTheme="minorHAnsi" w:eastAsiaTheme="minorEastAsia" w:cstheme="minorBidi"/>
+        <w:rFonts w:ascii="Times New Roman" w:hAnsi="Times New Roman" w:eastAsia="宋体" w:cs="Times New Roman"/>
       </w:rPr>
     </w:rPrDefault>
-    <w:pPrDefault/>
   </w:docDefaults>
   <w:latentStyles w:count="260" w:defQFormat="0" w:defUnhideWhenUsed="1" w:defSemiHidden="1" w:defUIPriority="99" w:defLockedState="0">
     <w:lsdException w:qFormat="1" w:unhideWhenUsed="0" w:uiPriority="0" w:semiHidden="0" w:name="Normal"/>
@@ -1686,7 +1869,7 @@
     <w:lsdException w:qFormat="1" w:unhideWhenUsed="0" w:uiPriority="0" w:semiHidden="0" w:name="Title"/>
     <w:lsdException w:unhideWhenUsed="0" w:uiPriority="0" w:semiHidden="0" w:name="Closing"/>
     <w:lsdException w:unhideWhenUsed="0" w:uiPriority="0" w:semiHidden="0" w:name="Signature"/>
-    <w:lsdException w:unhideWhenUsed="0" w:uiPriority="0" w:name="Default Paragraph Font"/>
+    <w:lsdException w:qFormat="1" w:unhideWhenUsed="0" w:uiPriority="0" w:name="Default Paragraph Font"/>
     <w:lsdException w:unhideWhenUsed="0" w:uiPriority="0" w:semiHidden="0" w:name="Body Text"/>
     <w:lsdException w:unhideWhenUsed="0" w:uiPriority="0" w:semiHidden="0" w:name="Body Text Indent"/>
     <w:lsdException w:unhideWhenUsed="0" w:uiPriority="0" w:semiHidden="0" w:name="List Continue"/>
@@ -1889,6 +2072,7 @@
   <w:style w:type="character" w:default="1" w:styleId="3">
     <w:name w:val="Default Paragraph Font"/>
     <w:semiHidden/>
+    <w:qFormat/>
     <w:uiPriority w:val="0"/>
   </w:style>
   <w:style w:type="table" w:default="1" w:styleId="2">
@@ -2153,4 +2337,20 @@
   </a:themeElements>
   <a:objectDefaults/>
 </a:theme>
+</file>
+
+<file path=customXml/item1.xml><?xml version="1.0" encoding="utf-8"?>
+<s:customData xmlns="http://www.wps.cn/officeDocument/2013/wpsCustomData" xmlns:s="http://www.wps.cn/officeDocument/2013/wpsCustomData">
+  <customSectProps>
+    <customSectPr/>
+  </customSectProps>
+</s:customData>
+</file>
+
+<file path=customXml/itemProps1.xml><?xml version="1.0" encoding="utf-8"?>
+<ds:datastoreItem xmlns:ds="http://schemas.openxmlformats.org/officeDocument/2006/customXml" ds:itemID="{B1977F7D-205B-4081-913C-38D41E755F92}">
+  <ds:schemaRefs>
+    <ds:schemaRef ds:uri="http://www.wps.cn/officeDocument/2013/wpsCustomData"/>
+  </ds:schemaRefs>
+</ds:datastoreItem>
 </file>